--- a/examples/custom/doc/README.docx
+++ b/examples/custom/doc/README.docx
@@ -32,7 +32,16 @@
         <w:pStyle w:val="BodyText"/>
       </w:pPr>
       <w:r>
-        <w:t xml:space="preserve">The examples in this folder are intentionally didactic. Each one shows the smallest useful contract for a different type of extension:</w:t>
+        <w:t xml:space="preserve">The examples are ordered by the kind of contract being extended, so a learner can understand one extension point at a time.</w:t>
+      </w:r>
+    </w:p>
+    <w:bookmarkStart w:id="26" w:name="extension-path"/>
+    <w:p>
+      <w:pPr>
+        <w:pStyle w:val="Heading2"/>
+      </w:pPr>
+      <w:r>
+        <w:t xml:space="preserve">Extension path</w:t>
       </w:r>
     </w:p>
     <w:p>
@@ -43,8 +52,19 @@
           <w:numId w:val="1001"/>
         </w:numPr>
       </w:pPr>
-      <w:r>
-        <w:t xml:space="preserve">define a constructor;</w:t>
+      <w:hyperlink r:id="rId20">
+        <w:r>
+          <w:rPr>
+            <w:rStyle w:val="Hyperlink"/>
+          </w:rPr>
+          <w:t xml:space="preserve">01-transformation-custom_transformation.md</w:t>
+        </w:r>
+      </w:hyperlink>
+      <w:r>
+        <w:t xml:space="preserve"> </w:t>
+      </w:r>
+      <w:r>
+        <w:t xml:space="preserve">— a custom median filter used before detection</w:t>
       </w:r>
     </w:p>
     <w:p>
@@ -55,8 +75,28 @@
           <w:numId w:val="1001"/>
         </w:numPr>
       </w:pPr>
-      <w:r>
-        <w:t xml:space="preserve">store the configuration inside the object;</w:t>
+      <w:hyperlink r:id="rId21">
+        <w:r>
+          <w:rPr>
+            <w:rStyle w:val="Hyperlink"/>
+          </w:rPr>
+          <w:t xml:space="preserve">02-anomaly-custom_anomaly.md</w:t>
+        </w:r>
+      </w:hyperlink>
+      <w:r>
+        <w:t xml:space="preserve"> </w:t>
+      </w:r>
+      <w:r>
+        <w:t xml:space="preserve">— a custom anomaly detector based on</w:t>
+      </w:r>
+      <w:r>
+        <w:t xml:space="preserve"> </w:t>
+      </w:r>
+      <w:r>
+        <w:rPr>
+          <w:rStyle w:val="VerbatimChar"/>
+        </w:rPr>
+        <w:t xml:space="preserve">forecast::tsoutliers()</w:t>
       </w:r>
     </w:p>
     <w:p>
@@ -67,8 +107,19 @@
           <w:numId w:val="1001"/>
         </w:numPr>
       </w:pPr>
-      <w:r>
-        <w:t xml:space="preserve">implement the expected S3 methods;</w:t>
+      <w:hyperlink r:id="rId22">
+        <w:r>
+          <w:rPr>
+            <w:rStyle w:val="Hyperlink"/>
+          </w:rPr>
+          <w:t xml:space="preserve">03-sequence-custom_sequence_anomaly.md</w:t>
+        </w:r>
+      </w:hyperlink>
+      <w:r>
+        <w:t xml:space="preserve"> </w:t>
+      </w:r>
+      <w:r>
+        <w:t xml:space="preserve">— a custom collective-anomaly detector that returns full anomalous ranges instead of a single representative point</w:t>
       </w:r>
     </w:p>
     <w:p>
@@ -79,111 +130,12 @@
           <w:numId w:val="1001"/>
         </w:numPr>
       </w:pPr>
-      <w:r>
-        <w:t xml:space="preserve">reuse the regular Harbinger workflow around that custom class.</w:t>
-      </w:r>
-    </w:p>
-    <w:bookmarkStart w:id="26" w:name="recommended-reading-order"/>
-    <w:p>
-      <w:pPr>
-        <w:pStyle w:val="Heading2"/>
-      </w:pPr>
-      <w:r>
-        <w:t xml:space="preserve">Recommended reading order</w:t>
-      </w:r>
-    </w:p>
-    <w:p>
-      <w:pPr>
-        <w:pStyle w:val="Compact"/>
-        <w:numPr>
-          <w:ilvl w:val="0"/>
-          <w:numId w:val="1002"/>
-        </w:numPr>
-      </w:pPr>
-      <w:hyperlink r:id="rId20">
-        <w:r>
-          <w:rPr>
-            <w:rStyle w:val="Hyperlink"/>
-          </w:rPr>
-          <w:t xml:space="preserve">custom_transformation.md</w:t>
-        </w:r>
-      </w:hyperlink>
-      <w:r>
-        <w:t xml:space="preserve"> </w:t>
-      </w:r>
-      <w:r>
-        <w:t xml:space="preserve">— a custom median filter used before detection</w:t>
-      </w:r>
-    </w:p>
-    <w:p>
-      <w:pPr>
-        <w:pStyle w:val="Compact"/>
-        <w:numPr>
-          <w:ilvl w:val="0"/>
-          <w:numId w:val="1002"/>
-        </w:numPr>
-      </w:pPr>
-      <w:hyperlink r:id="rId21">
-        <w:r>
-          <w:rPr>
-            <w:rStyle w:val="Hyperlink"/>
-          </w:rPr>
-          <w:t xml:space="preserve">custom_anomaly.md</w:t>
-        </w:r>
-      </w:hyperlink>
-      <w:r>
-        <w:t xml:space="preserve"> </w:t>
-      </w:r>
-      <w:r>
-        <w:t xml:space="preserve">— a custom anomaly detector based on</w:t>
-      </w:r>
-      <w:r>
-        <w:t xml:space="preserve"> </w:t>
-      </w:r>
-      <w:r>
-        <w:rPr>
-          <w:rStyle w:val="VerbatimChar"/>
-        </w:rPr>
-        <w:t xml:space="preserve">forecast::tsoutliers()</w:t>
-      </w:r>
-    </w:p>
-    <w:p>
-      <w:pPr>
-        <w:pStyle w:val="Compact"/>
-        <w:numPr>
-          <w:ilvl w:val="0"/>
-          <w:numId w:val="1002"/>
-        </w:numPr>
-      </w:pPr>
-      <w:hyperlink r:id="rId22">
-        <w:r>
-          <w:rPr>
-            <w:rStyle w:val="Hyperlink"/>
-          </w:rPr>
-          <w:t xml:space="preserve">custom_sequence_anomaly.md</w:t>
-        </w:r>
-      </w:hyperlink>
-      <w:r>
-        <w:t xml:space="preserve"> </w:t>
-      </w:r>
-      <w:r>
-        <w:t xml:space="preserve">— a custom collective-anomaly detector that returns full anomalous ranges instead of a single representative point</w:t>
-      </w:r>
-    </w:p>
-    <w:p>
-      <w:pPr>
-        <w:pStyle w:val="Compact"/>
-        <w:numPr>
-          <w:ilvl w:val="0"/>
-          <w:numId w:val="1002"/>
-        </w:numPr>
-      </w:pPr>
       <w:hyperlink r:id="rId23">
         <w:r>
           <w:rPr>
             <w:rStyle w:val="Hyperlink"/>
           </w:rPr>
-          <w:t xml:space="preserve">custom_change_point.md</w:t>
+          <w:t xml:space="preserve">04-change-point-custom_change_point.md</w:t>
         </w:r>
       </w:hyperlink>
       <w:r>
@@ -207,7 +159,7 @@
         <w:pStyle w:val="Compact"/>
         <w:numPr>
           <w:ilvl w:val="0"/>
-          <w:numId w:val="1002"/>
+          <w:numId w:val="1001"/>
         </w:numPr>
       </w:pPr>
       <w:hyperlink r:id="rId24">
@@ -215,7 +167,7 @@
           <w:rPr>
             <w:rStyle w:val="Hyperlink"/>
           </w:rPr>
-          <w:t xml:space="preserve">custom_motif.md</w:t>
+          <w:t xml:space="preserve">05-motif-custom_motif.md</w:t>
         </w:r>
       </w:hyperlink>
       <w:r>
@@ -230,7 +182,7 @@
         <w:pStyle w:val="Compact"/>
         <w:numPr>
           <w:ilvl w:val="0"/>
-          <w:numId w:val="1002"/>
+          <w:numId w:val="1001"/>
         </w:numPr>
       </w:pPr>
       <w:hyperlink r:id="rId25">
@@ -238,7 +190,7 @@
           <w:rPr>
             <w:rStyle w:val="Hyperlink"/>
           </w:rPr>
-          <w:t xml:space="preserve">custom_evaluation.md</w:t>
+          <w:t xml:space="preserve">06-evaluation-custom_evaluation.md</w:t>
         </w:r>
       </w:hyperlink>
       <w:r>
@@ -360,109 +312,6 @@
       </w:pPr>
     </w:lvl>
   </w:abstractNum>
-  <w:abstractNum w:abstractNumId="991">
-    <w:nsid w:val="0000A991"/>
-    <w:multiLevelType w:val="multilevel"/>
-    <w:lvl w:ilvl="0">
-      <w:numFmt w:val="bullet"/>
-      <w:lvlText w:val=""/>
-      <w:lvlJc w:val="left"/>
-      <w:pPr>
-        <w:ind w:left="720" w:hanging="360"/>
-      </w:pPr>
-      <w:rPr>
-        <w:rFonts w:ascii="Symbol" w:hAnsi="Symbol" w:cs="Symbol" w:hint="default"/>
-      </w:rPr>
-    </w:lvl>
-    <w:lvl w:ilvl="1">
-      <w:numFmt w:val="bullet"/>
-      <w:lvlText w:val="o"/>
-      <w:lvlJc w:val="left"/>
-      <w:pPr>
-        <w:ind w:left="1440" w:hanging="360"/>
-      </w:pPr>
-      <w:rPr>
-        <w:rFonts w:ascii="Courier New" w:hAnsi="Courier New" w:cs="Courier New" w:hint="default"/>
-      </w:rPr>
-    </w:lvl>
-    <w:lvl w:ilvl="2">
-      <w:numFmt w:val="bullet"/>
-      <w:lvlText w:val=""/>
-      <w:lvlJc w:val="left"/>
-      <w:pPr>
-        <w:ind w:left="2160" w:hanging="360"/>
-      </w:pPr>
-      <w:rPr>
-        <w:rFonts w:ascii="Wingdings" w:hAnsi="Wingdings" w:cs="Wingdings" w:hint="default"/>
-      </w:rPr>
-    </w:lvl>
-    <w:lvl w:ilvl="3">
-      <w:numFmt w:val="bullet"/>
-      <w:lvlText w:val=""/>
-      <w:lvlJc w:val="left"/>
-      <w:pPr>
-        <w:ind w:left="2880" w:hanging="360"/>
-      </w:pPr>
-      <w:rPr>
-        <w:rFonts w:ascii="Symbol" w:hAnsi="Symbol" w:cs="Symbol" w:hint="default"/>
-      </w:rPr>
-    </w:lvl>
-    <w:lvl w:ilvl="4">
-      <w:numFmt w:val="bullet"/>
-      <w:lvlText w:val="o"/>
-      <w:lvlJc w:val="left"/>
-      <w:pPr>
-        <w:ind w:left="3600" w:hanging="360"/>
-      </w:pPr>
-      <w:rPr>
-        <w:rFonts w:ascii="Courier New" w:hAnsi="Courier New" w:cs="Courier New" w:hint="default"/>
-      </w:rPr>
-    </w:lvl>
-    <w:lvl w:ilvl="5">
-      <w:numFmt w:val="bullet"/>
-      <w:lvlText w:val=""/>
-      <w:lvlJc w:val="left"/>
-      <w:pPr>
-        <w:ind w:left="4320" w:hanging="360"/>
-      </w:pPr>
-      <w:rPr>
-        <w:rFonts w:ascii="Wingdings" w:hAnsi="Wingdings" w:cs="Wingdings" w:hint="default"/>
-      </w:rPr>
-    </w:lvl>
-    <w:lvl w:ilvl="6">
-      <w:numFmt w:val="bullet"/>
-      <w:lvlText w:val=""/>
-      <w:lvlJc w:val="left"/>
-      <w:pPr>
-        <w:ind w:left="5040" w:hanging="360"/>
-      </w:pPr>
-      <w:rPr>
-        <w:rFonts w:ascii="Symbol" w:hAnsi="Symbol" w:cs="Symbol" w:hint="default"/>
-      </w:rPr>
-    </w:lvl>
-    <w:lvl w:ilvl="7">
-      <w:numFmt w:val="bullet"/>
-      <w:lvlText w:val="o"/>
-      <w:lvlJc w:val="left"/>
-      <w:pPr>
-        <w:ind w:left="5760" w:hanging="360"/>
-      </w:pPr>
-      <w:rPr>
-        <w:rFonts w:ascii="Courier New" w:hAnsi="Courier New" w:cs="Courier New" w:hint="default"/>
-      </w:rPr>
-    </w:lvl>
-    <w:lvl w:ilvl="8">
-      <w:numFmt w:val="bullet"/>
-      <w:lvlText w:val=""/>
-      <w:lvlJc w:val="left"/>
-      <w:pPr>
-        <w:ind w:left="6480" w:hanging="360"/>
-      </w:pPr>
-      <w:rPr>
-        <w:rFonts w:ascii="Wingdings" w:hAnsi="Wingdings" w:cs="Wingdings" w:hint="default"/>
-      </w:rPr>
-    </w:lvl>
-  </w:abstractNum>
   <w:abstractNum w:abstractNumId="99411">
     <w:nsid w:val="00A99411"/>
     <w:multiLevelType w:val="multilevel"/>
@@ -552,9 +401,6 @@
     <w:abstractNumId w:val="990"/>
   </w:num>
   <w:num w:numId="1001">
-    <w:abstractNumId w:val="991"/>
-  </w:num>
-  <w:num w:numId="1002">
     <w:abstractNumId w:val="99411"/>
     <w:lvlOverride w:ilvl="0">
       <w:startOverride w:val="1"/>

--- a/examples/custom/doc/README.docx
+++ b/examples/custom/doc/README.docx
@@ -2,21 +2,13 @@
 <file path=word/document.xml><?xml version="1.0" encoding="utf-8"?>
 <w:document xmlns:w="http://schemas.openxmlformats.org/wordprocessingml/2006/main" xmlns:m="http://schemas.openxmlformats.org/officeDocument/2006/math" xmlns:r="http://schemas.openxmlformats.org/officeDocument/2006/relationships" xmlns:o="urn:schemas-microsoft-com:office:office" xmlns:v="urn:schemas-microsoft-com:vml" xmlns:w10="urn:schemas-microsoft-com:office:word" xmlns:a="http://schemas.openxmlformats.org/drawingml/2006/main" xmlns:pic="http://schemas.openxmlformats.org/drawingml/2006/picture" xmlns:wp="http://schemas.openxmlformats.org/drawingml/2006/wordprocessingDrawing">
   <w:body>
+    <w:bookmarkStart w:id="26" w:name="custom-extension-examples"/>
     <w:p>
       <w:pPr>
-        <w:pStyle w:val="Title"/>
-      </w:pPr>
-      <w:r>
-        <w:t xml:space="preserve">Custom — Extension Examples</w:t>
-      </w:r>
-    </w:p>
-    <w:bookmarkStart w:id="27" w:name="custom-extension-examples"/>
-    <w:p>
-      <w:pPr>
         <w:pStyle w:val="Heading1"/>
       </w:pPr>
       <w:r>
-        <w:t xml:space="preserve">Custom — Extension Examples</w:t>
+        <w:t xml:space="preserve">Custom Extension Examples</w:t>
       </w:r>
     </w:p>
     <w:p>
@@ -24,7 +16,22 @@
         <w:pStyle w:val="FirstParagraph"/>
       </w:pPr>
       <w:r>
-        <w:t xml:space="preserve">This section mirrors one of the central ideas behind Harbinger: the package is not only a collection of built-in detectors, but also a framework that can be extended with new detectors, transformations, and evaluation strategies.</w:t>
+        <w:t xml:space="preserve">This section shows that</w:t>
+      </w:r>
+      <w:r>
+        <w:t xml:space="preserve"> </w:t>
+      </w:r>
+      <w:r>
+        <w:rPr>
+          <w:rStyle w:val="VerbatimChar"/>
+        </w:rPr>
+        <w:t xml:space="preserve">harbinger</w:t>
+      </w:r>
+      <w:r>
+        <w:t xml:space="preserve"> </w:t>
+      </w:r>
+      <w:r>
+        <w:t xml:space="preserve">is not only a catalog of built-in methods. It is also a framework with clear contracts for transformations, detectors, motif workflows, and evaluators.</w:t>
       </w:r>
     </w:p>
     <w:p>
@@ -32,16 +39,15 @@
         <w:pStyle w:val="BodyText"/>
       </w:pPr>
       <w:r>
-        <w:t xml:space="preserve">The examples are ordered by the kind of contract being extended, so a learner can understand one extension point at a time.</w:t>
+        <w:t xml:space="preserve">The examples are ordered by extension point so the reader can study one kind of customization at a time. This helps the reader move from simpler adaptations to richer extensions without needing to infer every package contract from scratch.</w:t>
       </w:r>
     </w:p>
-    <w:bookmarkStart w:id="26" w:name="extension-path"/>
     <w:p>
       <w:pPr>
-        <w:pStyle w:val="Heading2"/>
-      </w:pPr>
-      <w:r>
-        <w:t xml:space="preserve">Extension path</w:t>
+        <w:pStyle w:val="BodyText"/>
+      </w:pPr>
+      <w:r>
+        <w:t xml:space="preserve">If the goal is only to use the package, this folder can wait. If the goal is to extend the package or connect Harbinger with an external library, this is the place to read carefully.</w:t>
       </w:r>
     </w:p>
     <w:p>
@@ -64,7 +70,7 @@
         <w:t xml:space="preserve"> </w:t>
       </w:r>
       <w:r>
-        <w:t xml:space="preserve">— a custom median filter used before detection</w:t>
+        <w:t xml:space="preserve">- create a custom transformation based on a median filter.</w:t>
       </w:r>
     </w:p>
     <w:p>
@@ -87,7 +93,7 @@
         <w:t xml:space="preserve"> </w:t>
       </w:r>
       <w:r>
-        <w:t xml:space="preserve">— a custom anomaly detector based on</w:t>
+        <w:t xml:space="preserve">- wrap</w:t>
       </w:r>
       <w:r>
         <w:t xml:space="preserve"> </w:t>
@@ -97,6 +103,12 @@
           <w:rStyle w:val="VerbatimChar"/>
         </w:rPr>
         <w:t xml:space="preserve">forecast::tsoutliers()</w:t>
+      </w:r>
+      <w:r>
+        <w:t xml:space="preserve"> </w:t>
+      </w:r>
+      <w:r>
+        <w:t xml:space="preserve">as a custom anomaly detector.</w:t>
       </w:r>
     </w:p>
     <w:p>
@@ -119,7 +131,7 @@
         <w:t xml:space="preserve"> </w:t>
       </w:r>
       <w:r>
-        <w:t xml:space="preserve">— a custom collective-anomaly detector that returns full anomalous ranges instead of a single representative point</w:t>
+        <w:t xml:space="preserve">- implement a collective-anomaly detector that returns anomalous ranges.</w:t>
       </w:r>
     </w:p>
     <w:p>
@@ -142,7 +154,7 @@
         <w:t xml:space="preserve"> </w:t>
       </w:r>
       <w:r>
-        <w:t xml:space="preserve">— a custom joinpoint-regression detector using</w:t>
+        <w:t xml:space="preserve">- build a custom change-point detector with</w:t>
       </w:r>
       <w:r>
         <w:t xml:space="preserve"> </w:t>
@@ -152,6 +164,9 @@
           <w:rStyle w:val="VerbatimChar"/>
         </w:rPr>
         <w:t xml:space="preserve">segmented</w:t>
+      </w:r>
+      <w:r>
+        <w:t xml:space="preserve">.</w:t>
       </w:r>
     </w:p>
     <w:p>
@@ -174,7 +189,7 @@
         <w:t xml:space="preserve"> </w:t>
       </w:r>
       <w:r>
-        <w:t xml:space="preserve">— a custom motif detector based on DTW subsequence clustering</w:t>
+        <w:t xml:space="preserve">- create a custom motif detector with DTW subsequence clustering.</w:t>
       </w:r>
     </w:p>
     <w:p>
@@ -197,11 +212,10 @@
         <w:t xml:space="preserve"> </w:t>
       </w:r>
       <w:r>
-        <w:t xml:space="preserve">— a custom range-aware evaluator for anomalous intervals</w:t>
+        <w:t xml:space="preserve">- define a range-aware evaluator for anomalous intervals.</w:t>
       </w:r>
     </w:p>
     <w:bookmarkEnd w:id="26"/>
-    <w:bookmarkEnd w:id="27"/>
     <w:sectPr>
       <w:footnotePr>
         <w:numRestart w:val="eachSect"/>
@@ -312,123 +326,114 @@
       </w:pPr>
     </w:lvl>
   </w:abstractNum>
-  <w:abstractNum w:abstractNumId="99411">
-    <w:nsid w:val="00A99411"/>
+  <w:abstractNum w:abstractNumId="991">
+    <w:nsid w:val="0000A991"/>
     <w:multiLevelType w:val="multilevel"/>
     <w:lvl w:ilvl="0">
-      <w:start w:val="1"/>
-      <w:numFmt w:val="decimal"/>
-      <w:lvlText w:val="%1."/>
+      <w:numFmt w:val="bullet"/>
+      <w:lvlText w:val=""/>
       <w:lvlJc w:val="left"/>
       <w:pPr>
         <w:ind w:left="720" w:hanging="360"/>
       </w:pPr>
+      <w:rPr>
+        <w:rFonts w:ascii="Symbol" w:hAnsi="Symbol" w:cs="Symbol" w:hint="default"/>
+      </w:rPr>
     </w:lvl>
     <w:lvl w:ilvl="1">
-      <w:start w:val="1"/>
-      <w:numFmt w:val="decimal"/>
-      <w:lvlText w:val="%2."/>
+      <w:numFmt w:val="bullet"/>
+      <w:lvlText w:val="o"/>
       <w:lvlJc w:val="left"/>
       <w:pPr>
         <w:ind w:left="1440" w:hanging="360"/>
       </w:pPr>
+      <w:rPr>
+        <w:rFonts w:ascii="Courier New" w:hAnsi="Courier New" w:cs="Courier New" w:hint="default"/>
+      </w:rPr>
     </w:lvl>
     <w:lvl w:ilvl="2">
-      <w:start w:val="1"/>
-      <w:numFmt w:val="decimal"/>
-      <w:lvlText w:val="%3."/>
+      <w:numFmt w:val="bullet"/>
+      <w:lvlText w:val=""/>
       <w:lvlJc w:val="left"/>
       <w:pPr>
         <w:ind w:left="2160" w:hanging="360"/>
       </w:pPr>
+      <w:rPr>
+        <w:rFonts w:ascii="Wingdings" w:hAnsi="Wingdings" w:cs="Wingdings" w:hint="default"/>
+      </w:rPr>
     </w:lvl>
     <w:lvl w:ilvl="3">
-      <w:start w:val="1"/>
-      <w:numFmt w:val="decimal"/>
-      <w:lvlText w:val="%4."/>
+      <w:numFmt w:val="bullet"/>
+      <w:lvlText w:val=""/>
       <w:lvlJc w:val="left"/>
       <w:pPr>
         <w:ind w:left="2880" w:hanging="360"/>
       </w:pPr>
+      <w:rPr>
+        <w:rFonts w:ascii="Symbol" w:hAnsi="Symbol" w:cs="Symbol" w:hint="default"/>
+      </w:rPr>
     </w:lvl>
     <w:lvl w:ilvl="4">
-      <w:start w:val="1"/>
-      <w:numFmt w:val="decimal"/>
-      <w:lvlText w:val="%5."/>
+      <w:numFmt w:val="bullet"/>
+      <w:lvlText w:val="o"/>
       <w:lvlJc w:val="left"/>
       <w:pPr>
         <w:ind w:left="3600" w:hanging="360"/>
       </w:pPr>
+      <w:rPr>
+        <w:rFonts w:ascii="Courier New" w:hAnsi="Courier New" w:cs="Courier New" w:hint="default"/>
+      </w:rPr>
     </w:lvl>
     <w:lvl w:ilvl="5">
-      <w:start w:val="1"/>
-      <w:numFmt w:val="decimal"/>
-      <w:lvlText w:val="%6."/>
+      <w:numFmt w:val="bullet"/>
+      <w:lvlText w:val=""/>
       <w:lvlJc w:val="left"/>
       <w:pPr>
         <w:ind w:left="4320" w:hanging="360"/>
       </w:pPr>
+      <w:rPr>
+        <w:rFonts w:ascii="Wingdings" w:hAnsi="Wingdings" w:cs="Wingdings" w:hint="default"/>
+      </w:rPr>
     </w:lvl>
     <w:lvl w:ilvl="6">
-      <w:start w:val="1"/>
-      <w:numFmt w:val="decimal"/>
-      <w:lvlText w:val="%7."/>
+      <w:numFmt w:val="bullet"/>
+      <w:lvlText w:val=""/>
       <w:lvlJc w:val="left"/>
       <w:pPr>
         <w:ind w:left="5040" w:hanging="360"/>
       </w:pPr>
+      <w:rPr>
+        <w:rFonts w:ascii="Symbol" w:hAnsi="Symbol" w:cs="Symbol" w:hint="default"/>
+      </w:rPr>
     </w:lvl>
     <w:lvl w:ilvl="7">
-      <w:start w:val="1"/>
-      <w:numFmt w:val="decimal"/>
-      <w:lvlText w:val="%8."/>
+      <w:numFmt w:val="bullet"/>
+      <w:lvlText w:val="o"/>
       <w:lvlJc w:val="left"/>
       <w:pPr>
         <w:ind w:left="5760" w:hanging="360"/>
       </w:pPr>
+      <w:rPr>
+        <w:rFonts w:ascii="Courier New" w:hAnsi="Courier New" w:cs="Courier New" w:hint="default"/>
+      </w:rPr>
     </w:lvl>
     <w:lvl w:ilvl="8">
-      <w:start w:val="1"/>
-      <w:numFmt w:val="decimal"/>
-      <w:lvlText w:val="%9."/>
+      <w:numFmt w:val="bullet"/>
+      <w:lvlText w:val=""/>
       <w:lvlJc w:val="left"/>
       <w:pPr>
         <w:ind w:left="6480" w:hanging="360"/>
       </w:pPr>
+      <w:rPr>
+        <w:rFonts w:ascii="Wingdings" w:hAnsi="Wingdings" w:cs="Wingdings" w:hint="default"/>
+      </w:rPr>
     </w:lvl>
   </w:abstractNum>
   <w:num w:numId="1000">
     <w:abstractNumId w:val="990"/>
   </w:num>
   <w:num w:numId="1001">
-    <w:abstractNumId w:val="99411"/>
-    <w:lvlOverride w:ilvl="0">
-      <w:startOverride w:val="1"/>
-    </w:lvlOverride>
-    <w:lvlOverride w:ilvl="1">
-      <w:startOverride w:val="1"/>
-    </w:lvlOverride>
-    <w:lvlOverride w:ilvl="2">
-      <w:startOverride w:val="1"/>
-    </w:lvlOverride>
-    <w:lvlOverride w:ilvl="3">
-      <w:startOverride w:val="1"/>
-    </w:lvlOverride>
-    <w:lvlOverride w:ilvl="4">
-      <w:startOverride w:val="1"/>
-    </w:lvlOverride>
-    <w:lvlOverride w:ilvl="5">
-      <w:startOverride w:val="1"/>
-    </w:lvlOverride>
-    <w:lvlOverride w:ilvl="6">
-      <w:startOverride w:val="1"/>
-    </w:lvlOverride>
-    <w:lvlOverride w:ilvl="7">
-      <w:startOverride w:val="1"/>
-    </w:lvlOverride>
-    <w:lvlOverride w:ilvl="8">
-      <w:startOverride w:val="1"/>
-    </w:lvlOverride>
+    <w:abstractNumId w:val="991"/>
   </w:num>
 </w:numbering>
 </file>

--- a/examples/custom/doc/README.docx
+++ b/examples/custom/doc/README.docx
@@ -2,7 +2,7 @@
 <file path=word/document.xml><?xml version="1.0" encoding="utf-8"?>
 <w:document xmlns:w="http://schemas.openxmlformats.org/wordprocessingml/2006/main" xmlns:m="http://schemas.openxmlformats.org/officeDocument/2006/math" xmlns:r="http://schemas.openxmlformats.org/officeDocument/2006/relationships" xmlns:o="urn:schemas-microsoft-com:office:office" xmlns:v="urn:schemas-microsoft-com:vml" xmlns:w10="urn:schemas-microsoft-com:office:word" xmlns:a="http://schemas.openxmlformats.org/drawingml/2006/main" xmlns:pic="http://schemas.openxmlformats.org/drawingml/2006/picture" xmlns:wp="http://schemas.openxmlformats.org/drawingml/2006/wordprocessingDrawing">
   <w:body>
-    <w:bookmarkStart w:id="26" w:name="custom-extension-examples"/>
+    <w:bookmarkStart w:id="15" w:name="custom-extension-examples"/>
     <w:p>
       <w:pPr>
         <w:pStyle w:val="Heading1"/>
@@ -58,7 +58,7 @@
           <w:numId w:val="1001"/>
         </w:numPr>
       </w:pPr>
-      <w:hyperlink r:id="rId20">
+      <w:hyperlink r:id="rId9">
         <w:r>
           <w:rPr>
             <w:rStyle w:val="Hyperlink"/>
@@ -81,7 +81,7 @@
           <w:numId w:val="1001"/>
         </w:numPr>
       </w:pPr>
-      <w:hyperlink r:id="rId21">
+      <w:hyperlink r:id="rId10">
         <w:r>
           <w:rPr>
             <w:rStyle w:val="Hyperlink"/>
@@ -119,7 +119,7 @@
           <w:numId w:val="1001"/>
         </w:numPr>
       </w:pPr>
-      <w:hyperlink r:id="rId22">
+      <w:hyperlink r:id="rId11">
         <w:r>
           <w:rPr>
             <w:rStyle w:val="Hyperlink"/>
@@ -142,7 +142,7 @@
           <w:numId w:val="1001"/>
         </w:numPr>
       </w:pPr>
-      <w:hyperlink r:id="rId23">
+      <w:hyperlink r:id="rId12">
         <w:r>
           <w:rPr>
             <w:rStyle w:val="Hyperlink"/>
@@ -177,7 +177,7 @@
           <w:numId w:val="1001"/>
         </w:numPr>
       </w:pPr>
-      <w:hyperlink r:id="rId24">
+      <w:hyperlink r:id="rId13">
         <w:r>
           <w:rPr>
             <w:rStyle w:val="Hyperlink"/>
@@ -200,7 +200,7 @@
           <w:numId w:val="1001"/>
         </w:numPr>
       </w:pPr>
-      <w:hyperlink r:id="rId25">
+      <w:hyperlink r:id="rId14">
         <w:r>
           <w:rPr>
             <w:rStyle w:val="Hyperlink"/>
@@ -215,7 +215,7 @@
         <w:t xml:space="preserve">- define a range-aware evaluator for anomalous intervals.</w:t>
       </w:r>
     </w:p>
-    <w:bookmarkEnd w:id="26"/>
+    <w:bookmarkEnd w:id="15"/>
     <w:sectPr>
       <w:footnotePr>
         <w:numRestart w:val="eachSect"/>
@@ -443,10 +443,10 @@
   <w:docDefaults>
     <w:rPrDefault>
       <w:rPr>
-        <w:rFonts w:asciiTheme="minorHAnsi" w:cstheme="minorBidi" w:eastAsiaTheme="minorHAnsi" w:hAnsiTheme="minorHAnsi"/>
+        <w:rFonts w:asciiTheme="minorHAnsi" w:cstheme="minorBidi" w:eastAsiaTheme="minorEastAsia" w:hAnsiTheme="minorHAnsi"/>
         <w:sz w:val="24"/>
         <w:szCs w:val="24"/>
-        <w:lang w:bidi="ar-SA" w:eastAsia="en-US" w:val="en-US"/>
+        <w:lang w:bidi="ar-SA" w:eastAsia="zh-CN" w:val="en-US"/>
       </w:rPr>
     </w:rPrDefault>
     <w:pPrDefault>
@@ -987,13 +987,6 @@
       </w:tblCellMar>
     </w:tblPr>
     <w:tblStylePr w:type="firstRow">
-      <w:tblPr>
-        <w:jc w:val="left"/>
-        <w:tblInd w:type="dxa" w:w="0"/>
-      </w:tblPr>
-      <w:trPr>
-        <w:jc w:val="left"/>
-      </w:trPr>
       <w:tcPr>
         <w:tcBorders>
           <w:bottom w:val="single"/>
